--- a/Assignment 18.docx
+++ b/Assignment 18.docx
@@ -438,50 +438,7 @@
           <w:lang w:eastAsia="en-IN"/>
           <w14:ligatures w14:val="none"/>
         </w:rPr>
-        <w:t>How change the specific field value demonstrate with example</w:t>
-      </w:r>
-    </w:p>
-    <w:p>
-      <w:pPr>
-        <w:pStyle w:val="ListParagraph"/>
-        <w:numPr>
-          <w:ilvl w:val="0"/>
-          <w:numId w:val="5"/>
-        </w:numPr>
-        <w:spacing w:after="0" w:line="240" w:lineRule="auto"/>
-        <w:rPr>
-          <w:rFonts w:ascii="Calibri" w:eastAsia="Times New Roman" w:hAnsi="Calibri" w:cs="Calibri"/>
-          <w:color w:val="242424"/>
-          <w:kern w:val="0"/>
-          <w:sz w:val="28"/>
-          <w:szCs w:val="28"/>
-          <w:lang w:eastAsia="en-IN"/>
-          <w14:ligatures w14:val="none"/>
-        </w:rPr>
-      </w:pPr>
-      <w:r>
-        <w:rPr>
-          <w:rFonts w:ascii="Calibri" w:eastAsia="Times New Roman" w:hAnsi="Calibri" w:cs="Calibri"/>
-          <w:color w:val="242424"/>
-          <w:kern w:val="0"/>
-          <w:sz w:val="28"/>
-          <w:szCs w:val="28"/>
-          <w:lang w:eastAsia="en-IN"/>
-          <w14:ligatures w14:val="none"/>
-        </w:rPr>
-        <w:t xml:space="preserve">We can change the specific field value </w:t>
-      </w:r>
-      <w:r>
-        <w:rPr>
-          <w:rFonts w:ascii="Calibri" w:eastAsia="Times New Roman" w:hAnsi="Calibri" w:cs="Calibri"/>
-          <w:color w:val="242424"/>
-          <w:kern w:val="0"/>
-          <w:sz w:val="28"/>
-          <w:szCs w:val="28"/>
-          <w:lang w:eastAsia="en-IN"/>
-          <w14:ligatures w14:val="none"/>
-        </w:rPr>
-        <w:t xml:space="preserve">by using </w:t>
+        <w:t xml:space="preserve">How </w:t>
       </w:r>
       <w:r>
         <w:rPr>
@@ -495,7 +452,7 @@
           <w:lang w:eastAsia="en-IN"/>
           <w14:ligatures w14:val="none"/>
         </w:rPr>
-        <w:t>MODIFY</w:t>
+        <w:t xml:space="preserve">to </w:t>
       </w:r>
       <w:r>
         <w:rPr>
@@ -509,19 +466,50 @@
           <w:lang w:eastAsia="en-IN"/>
           <w14:ligatures w14:val="none"/>
         </w:rPr>
-        <w:t xml:space="preserve"> </w:t>
-      </w:r>
-      <w:r>
-        <w:rPr>
-          <w:rFonts w:ascii="Calibri" w:eastAsia="Times New Roman" w:hAnsi="Calibri" w:cs="Calibri"/>
-          <w:color w:val="242424"/>
-          <w:kern w:val="0"/>
-          <w:sz w:val="28"/>
-          <w:szCs w:val="28"/>
-          <w:lang w:eastAsia="en-IN"/>
-          <w14:ligatures w14:val="none"/>
-        </w:rPr>
-        <w:t>statement</w:t>
+        <w:t>change the specific field value demonstrate with example</w:t>
+      </w:r>
+    </w:p>
+    <w:p>
+      <w:pPr>
+        <w:pStyle w:val="ListParagraph"/>
+        <w:numPr>
+          <w:ilvl w:val="0"/>
+          <w:numId w:val="5"/>
+        </w:numPr>
+        <w:spacing w:after="0" w:line="240" w:lineRule="auto"/>
+        <w:rPr>
+          <w:rFonts w:ascii="Calibri" w:eastAsia="Times New Roman" w:hAnsi="Calibri" w:cs="Calibri"/>
+          <w:color w:val="242424"/>
+          <w:kern w:val="0"/>
+          <w:sz w:val="28"/>
+          <w:szCs w:val="28"/>
+          <w:lang w:eastAsia="en-IN"/>
+          <w14:ligatures w14:val="none"/>
+        </w:rPr>
+      </w:pPr>
+      <w:r>
+        <w:rPr>
+          <w:rFonts w:ascii="Calibri" w:eastAsia="Times New Roman" w:hAnsi="Calibri" w:cs="Calibri"/>
+          <w:color w:val="242424"/>
+          <w:kern w:val="0"/>
+          <w:sz w:val="28"/>
+          <w:szCs w:val="28"/>
+          <w:lang w:eastAsia="en-IN"/>
+          <w14:ligatures w14:val="none"/>
+        </w:rPr>
+        <w:t xml:space="preserve">We can change the specific field value </w:t>
+      </w:r>
+      <w:r>
+        <w:rPr>
+          <w:rFonts w:ascii="Calibri" w:eastAsia="Times New Roman" w:hAnsi="Calibri" w:cs="Calibri"/>
+          <w:color w:val="242424"/>
+          <w:kern w:val="0"/>
+          <w:sz w:val="28"/>
+          <w:szCs w:val="28"/>
+          <w:lang w:eastAsia="en-IN"/>
+          <w14:ligatures w14:val="none"/>
+        </w:rPr>
+        <w:t xml:space="preserve">by using </w:t>
       </w:r>
       <w:r>
         <w:rPr>
@@ -535,6 +523,46 @@
           <w:lang w:eastAsia="en-IN"/>
           <w14:ligatures w14:val="none"/>
         </w:rPr>
+        <w:t>MODIFY</w:t>
+      </w:r>
+      <w:r>
+        <w:rPr>
+          <w:rFonts w:ascii="Calibri" w:eastAsia="Times New Roman" w:hAnsi="Calibri" w:cs="Calibri"/>
+          <w:b/>
+          <w:bCs/>
+          <w:color w:val="242424"/>
+          <w:kern w:val="0"/>
+          <w:sz w:val="28"/>
+          <w:szCs w:val="28"/>
+          <w:lang w:eastAsia="en-IN"/>
+          <w14:ligatures w14:val="none"/>
+        </w:rPr>
+        <w:t xml:space="preserve"> </w:t>
+      </w:r>
+      <w:r>
+        <w:rPr>
+          <w:rFonts w:ascii="Calibri" w:eastAsia="Times New Roman" w:hAnsi="Calibri" w:cs="Calibri"/>
+          <w:color w:val="242424"/>
+          <w:kern w:val="0"/>
+          <w:sz w:val="28"/>
+          <w:szCs w:val="28"/>
+          <w:lang w:eastAsia="en-IN"/>
+          <w14:ligatures w14:val="none"/>
+        </w:rPr>
+        <w:t>statement</w:t>
+      </w:r>
+      <w:r>
+        <w:rPr>
+          <w:rFonts w:ascii="Calibri" w:eastAsia="Times New Roman" w:hAnsi="Calibri" w:cs="Calibri"/>
+          <w:b/>
+          <w:bCs/>
+          <w:color w:val="242424"/>
+          <w:kern w:val="0"/>
+          <w:sz w:val="28"/>
+          <w:szCs w:val="28"/>
+          <w:lang w:eastAsia="en-IN"/>
+          <w14:ligatures w14:val="none"/>
+        </w:rPr>
         <w:t>.</w:t>
       </w:r>
     </w:p>
@@ -566,7 +594,43 @@
           <w:lang w:eastAsia="en-IN"/>
           <w14:ligatures w14:val="none"/>
         </w:rPr>
-        <w:t xml:space="preserve">2 ways in modify, 1. MODIFY by INDEX and 2. MODIFY by </w:t>
+        <w:t>2 ways in modify, 1. MODIFY by INDEX and 2. MODIFY by</w:t>
+      </w:r>
+      <w:r>
+        <w:rPr>
+          <w:rFonts w:ascii="Calibri" w:eastAsia="Times New Roman" w:hAnsi="Calibri" w:cs="Calibri"/>
+          <w:color w:val="242424"/>
+          <w:kern w:val="0"/>
+          <w:sz w:val="28"/>
+          <w:szCs w:val="28"/>
+          <w:lang w:eastAsia="en-IN"/>
+          <w14:ligatures w14:val="none"/>
+        </w:rPr>
+        <w:t xml:space="preserve"> </w:t>
+      </w:r>
+      <w:r>
+        <w:rPr>
+          <w:rFonts w:ascii="Calibri" w:eastAsia="Times New Roman" w:hAnsi="Calibri" w:cs="Calibri"/>
+          <w:color w:val="242424"/>
+          <w:kern w:val="0"/>
+          <w:sz w:val="28"/>
+          <w:szCs w:val="28"/>
+          <w:lang w:eastAsia="en-IN"/>
+          <w14:ligatures w14:val="none"/>
+        </w:rPr>
+        <w:t>unique</w:t>
+      </w:r>
+      <w:r>
+        <w:rPr>
+          <w:rFonts w:ascii="Calibri" w:eastAsia="Times New Roman" w:hAnsi="Calibri" w:cs="Calibri"/>
+          <w:color w:val="242424"/>
+          <w:kern w:val="0"/>
+          <w:sz w:val="28"/>
+          <w:szCs w:val="28"/>
+          <w:lang w:eastAsia="en-IN"/>
+          <w14:ligatures w14:val="none"/>
+        </w:rPr>
+        <w:t xml:space="preserve"> </w:t>
       </w:r>
       <w:r>
         <w:rPr>
@@ -946,7 +1010,7 @@
           <w14:ligatures w14:val="none"/>
         </w:rPr>
         <w:drawing>
-          <wp:inline distT="0" distB="0" distL="0" distR="0" wp14:anchorId="535205CA" wp14:editId="16AF077A">
+          <wp:inline distT="0" distB="0" distL="0" distR="0" wp14:anchorId="535205CA" wp14:editId="4BDE5BC2">
             <wp:extent cx="5731510" cy="5010785"/>
             <wp:effectExtent l="0" t="0" r="2540" b="0"/>
             <wp:docPr id="1907689023" name="Picture 1"/>
@@ -1281,7 +1345,7 @@
         </w:rPr>
         <w:lastRenderedPageBreak/>
         <w:drawing>
-          <wp:inline distT="0" distB="0" distL="0" distR="0" wp14:anchorId="5E9F7CBD" wp14:editId="7ECEC9D7">
+          <wp:inline distT="0" distB="0" distL="0" distR="0" wp14:anchorId="5E9F7CBD" wp14:editId="4411AFCF">
             <wp:extent cx="4615144" cy="3759200"/>
             <wp:effectExtent l="0" t="0" r="0" b="0"/>
             <wp:docPr id="504304673" name="Picture 1"/>
@@ -1304,7 +1368,7 @@
                   <pic:spPr>
                     <a:xfrm>
                       <a:off x="0" y="0"/>
-                      <a:ext cx="4625648" cy="3767756"/>
+                      <a:ext cx="4615144" cy="3759200"/>
                     </a:xfrm>
                     <a:prstGeom prst="rect">
                       <a:avLst/>
@@ -1615,6 +1679,49 @@
           <w14:ligatures w14:val="none"/>
         </w:rPr>
         <w:t>COLLECT inserts a row into an internal table. If a row with the same key already exists, ABAP adds numeric fields instead of creating a new row.</w:t>
+      </w:r>
+    </w:p>
+    <w:p>
+      <w:pPr>
+        <w:pStyle w:val="ListParagraph"/>
+        <w:numPr>
+          <w:ilvl w:val="0"/>
+          <w:numId w:val="5"/>
+        </w:numPr>
+        <w:spacing w:after="0" w:line="240" w:lineRule="auto"/>
+        <w:rPr>
+          <w:rFonts w:ascii="Calibri" w:eastAsia="Times New Roman" w:hAnsi="Calibri" w:cs="Calibri"/>
+          <w:color w:val="242424"/>
+          <w:kern w:val="0"/>
+          <w:sz w:val="28"/>
+          <w:szCs w:val="28"/>
+          <w:lang w:eastAsia="en-IN"/>
+          <w14:ligatures w14:val="none"/>
+        </w:rPr>
+      </w:pPr>
+      <w:r>
+        <w:rPr>
+          <w:rFonts w:ascii="Calibri" w:eastAsia="Times New Roman" w:hAnsi="Calibri" w:cs="Calibri"/>
+          <w:color w:val="242424"/>
+          <w:kern w:val="0"/>
+          <w:sz w:val="28"/>
+          <w:szCs w:val="28"/>
+          <w:lang w:eastAsia="en-IN"/>
+          <w14:ligatures w14:val="none"/>
+        </w:rPr>
+        <w:t>If both rows are same then the numeric values will be added and</w:t>
+      </w:r>
+      <w:r>
+        <w:rPr>
+          <w:rFonts w:ascii="Calibri" w:eastAsia="Times New Roman" w:hAnsi="Calibri" w:cs="Calibri"/>
+          <w:color w:val="242424"/>
+          <w:kern w:val="0"/>
+          <w:sz w:val="28"/>
+          <w:szCs w:val="28"/>
+          <w:lang w:eastAsia="en-IN"/>
+          <w14:ligatures w14:val="none"/>
+        </w:rPr>
+        <w:t xml:space="preserve"> give us total data.</w:t>
       </w:r>
     </w:p>
     <w:p>
@@ -1741,6 +1848,7 @@
       <w:r>
         <w:rPr>
           <w:rFonts w:ascii="Calibri" w:eastAsia="Times New Roman" w:hAnsi="Calibri" w:cs="Calibri"/>
+          <w:noProof/>
           <w:color w:val="242424"/>
           <w:kern w:val="0"/>
           <w:sz w:val="28"/>
@@ -2089,6 +2197,113 @@
       <w:r>
         <w:rPr>
           <w:rFonts w:ascii="Calibri" w:eastAsia="Times New Roman" w:hAnsi="Calibri" w:cs="Calibri"/>
+          <w:color w:val="242424"/>
+          <w:kern w:val="0"/>
+          <w:sz w:val="28"/>
+          <w:szCs w:val="28"/>
+          <w:lang w:eastAsia="en-IN"/>
+          <w14:ligatures w14:val="none"/>
+        </w:rPr>
+        <w:t xml:space="preserve">It </w:t>
+      </w:r>
+      <w:proofErr w:type="gramStart"/>
+      <w:r>
+        <w:rPr>
+          <w:rFonts w:ascii="Calibri" w:eastAsia="Times New Roman" w:hAnsi="Calibri" w:cs="Calibri"/>
+          <w:color w:val="242424"/>
+          <w:kern w:val="0"/>
+          <w:sz w:val="28"/>
+          <w:szCs w:val="28"/>
+          <w:lang w:eastAsia="en-IN"/>
+          <w14:ligatures w14:val="none"/>
+        </w:rPr>
+        <w:t>delete</w:t>
+      </w:r>
+      <w:proofErr w:type="gramEnd"/>
+      <w:r>
+        <w:rPr>
+          <w:rFonts w:ascii="Calibri" w:eastAsia="Times New Roman" w:hAnsi="Calibri" w:cs="Calibri"/>
+          <w:color w:val="242424"/>
+          <w:kern w:val="0"/>
+          <w:sz w:val="28"/>
+          <w:szCs w:val="28"/>
+          <w:lang w:eastAsia="en-IN"/>
+          <w14:ligatures w14:val="none"/>
+        </w:rPr>
+        <w:t xml:space="preserve"> the </w:t>
+      </w:r>
+      <w:r>
+        <w:rPr>
+          <w:rFonts w:ascii="Calibri" w:eastAsia="Times New Roman" w:hAnsi="Calibri" w:cs="Calibri"/>
+          <w:color w:val="242424"/>
+          <w:kern w:val="0"/>
+          <w:sz w:val="28"/>
+          <w:szCs w:val="28"/>
+          <w:lang w:eastAsia="en-IN"/>
+          <w14:ligatures w14:val="none"/>
+        </w:rPr>
+        <w:t xml:space="preserve">adjacent </w:t>
+      </w:r>
+      <w:proofErr w:type="gramStart"/>
+      <w:r>
+        <w:rPr>
+          <w:rFonts w:ascii="Calibri" w:eastAsia="Times New Roman" w:hAnsi="Calibri" w:cs="Calibri"/>
+          <w:color w:val="242424"/>
+          <w:kern w:val="0"/>
+          <w:sz w:val="28"/>
+          <w:szCs w:val="28"/>
+          <w:lang w:eastAsia="en-IN"/>
+          <w14:ligatures w14:val="none"/>
+        </w:rPr>
+        <w:t>duplicates(</w:t>
+      </w:r>
+      <w:proofErr w:type="gramEnd"/>
+      <w:r>
+        <w:rPr>
+          <w:rFonts w:ascii="Calibri" w:eastAsia="Times New Roman" w:hAnsi="Calibri" w:cs="Calibri"/>
+          <w:color w:val="242424"/>
+          <w:kern w:val="0"/>
+          <w:sz w:val="28"/>
+          <w:szCs w:val="28"/>
+          <w:lang w:eastAsia="en-IN"/>
+          <w14:ligatures w14:val="none"/>
+        </w:rPr>
+        <w:t xml:space="preserve">same </w:t>
+      </w:r>
+      <w:r>
+        <w:rPr>
+          <w:rFonts w:ascii="Calibri" w:eastAsia="Times New Roman" w:hAnsi="Calibri" w:cs="Calibri"/>
+          <w:color w:val="242424"/>
+          <w:kern w:val="0"/>
+          <w:sz w:val="28"/>
+          <w:szCs w:val="28"/>
+          <w:lang w:eastAsia="en-IN"/>
+          <w14:ligatures w14:val="none"/>
+        </w:rPr>
+        <w:t>fields and same data).</w:t>
+      </w:r>
+    </w:p>
+    <w:p>
+      <w:pPr>
+        <w:pStyle w:val="ListParagraph"/>
+        <w:numPr>
+          <w:ilvl w:val="0"/>
+          <w:numId w:val="5"/>
+        </w:numPr>
+        <w:spacing w:after="0" w:line="240" w:lineRule="auto"/>
+        <w:rPr>
+          <w:rFonts w:ascii="Calibri" w:eastAsia="Times New Roman" w:hAnsi="Calibri" w:cs="Calibri"/>
+          <w:color w:val="242424"/>
+          <w:kern w:val="0"/>
+          <w:sz w:val="28"/>
+          <w:szCs w:val="28"/>
+          <w:lang w:eastAsia="en-IN"/>
+          <w14:ligatures w14:val="none"/>
+        </w:rPr>
+      </w:pPr>
+      <w:r>
+        <w:rPr>
+          <w:rFonts w:ascii="Calibri" w:eastAsia="Times New Roman" w:hAnsi="Calibri" w:cs="Calibri"/>
           <w:noProof/>
           <w:color w:val="242424"/>
           <w:kern w:val="0"/>
@@ -2372,6 +2587,7 @@
           <w:lang w:eastAsia="en-IN"/>
           <w14:ligatures w14:val="none"/>
         </w:rPr>
+        <w:lastRenderedPageBreak/>
         <w:br/>
       </w:r>
       <w:r>
@@ -2384,7 +2600,6 @@
           <w:lang w:eastAsia="en-IN"/>
           <w14:ligatures w14:val="none"/>
         </w:rPr>
-        <w:lastRenderedPageBreak/>
         <w:br/>
       </w:r>
       <w:r>
@@ -2617,6 +2832,7 @@
           <w:lang w:eastAsia="en-IN"/>
           <w14:ligatures w14:val="none"/>
         </w:rPr>
+        <w:lastRenderedPageBreak/>
         <w:drawing>
           <wp:inline distT="0" distB="0" distL="0" distR="0" wp14:anchorId="304240C8" wp14:editId="31B5AF53">
             <wp:extent cx="2589210" cy="1820333"/>
@@ -2910,9 +3126,8 @@
     </w:p>
     <w:tbl>
       <w:tblPr>
-        <w:tblStyle w:val="TableGridLight"/>
+        <w:tblStyle w:val="TableGrid"/>
         <w:tblW w:w="0" w:type="auto"/>
-        <w:jc w:val="center"/>
         <w:tblLook w:val="04A0" w:firstRow="1" w:lastRow="0" w:firstColumn="1" w:lastColumn="0" w:noHBand="0" w:noVBand="1"/>
       </w:tblPr>
       <w:tblGrid>
@@ -2921,7 +3136,6 @@
       <w:tr>
         <w:trPr>
           <w:trHeight w:val="335"/>
-          <w:jc w:val="center"/>
         </w:trPr>
         <w:tc>
           <w:tcPr>
@@ -2956,6 +3170,16 @@
                 <w:lang w:eastAsia="en-IN"/>
                 <w14:ligatures w14:val="none"/>
               </w:rPr>
+              <w:t>y</w:t>
+            </w:r>
+            <w:r>
+              <w:rPr>
+                <w:rFonts w:ascii="Calibri" w:eastAsia="Times New Roman" w:hAnsi="Calibri" w:cs="Calibri"/>
+                <w:color w:val="242424"/>
+                <w:kern w:val="0"/>
+                <w:lang w:eastAsia="en-IN"/>
+                <w14:ligatures w14:val="none"/>
+              </w:rPr>
               <w:t xml:space="preserve">  </w:t>
             </w:r>
             <w:r>
@@ -2966,7 +3190,7 @@
                 <w:lang w:eastAsia="en-IN"/>
                 <w14:ligatures w14:val="none"/>
               </w:rPr>
-              <w:t xml:space="preserve">                    </w:t>
+              <w:t xml:space="preserve">                  </w:t>
             </w:r>
             <w:r>
               <w:rPr>
@@ -3034,7 +3258,6 @@
       <w:tr>
         <w:trPr>
           <w:trHeight w:val="335"/>
-          <w:jc w:val="center"/>
         </w:trPr>
         <w:tc>
           <w:tcPr>
@@ -3058,7 +3281,27 @@
                 <w:lang w:eastAsia="en-IN"/>
                 <w14:ligatures w14:val="none"/>
               </w:rPr>
-              <w:t xml:space="preserve">Purpose                | Identify record uniquely  </w:t>
+              <w:t xml:space="preserve">Purpose           </w:t>
+            </w:r>
+            <w:r>
+              <w:rPr>
+                <w:rFonts w:ascii="Calibri" w:eastAsia="Times New Roman" w:hAnsi="Calibri" w:cs="Calibri"/>
+                <w:color w:val="242424"/>
+                <w:kern w:val="0"/>
+                <w:lang w:eastAsia="en-IN"/>
+                <w14:ligatures w14:val="none"/>
+              </w:rPr>
+              <w:t xml:space="preserve"> </w:t>
+            </w:r>
+            <w:r>
+              <w:rPr>
+                <w:rFonts w:ascii="Calibri" w:eastAsia="Times New Roman" w:hAnsi="Calibri" w:cs="Calibri"/>
+                <w:color w:val="242424"/>
+                <w:kern w:val="0"/>
+                <w:lang w:eastAsia="en-IN"/>
+                <w14:ligatures w14:val="none"/>
+              </w:rPr>
+              <w:t xml:space="preserve">    | Identify record uniquely  </w:t>
             </w:r>
             <w:r>
               <w:rPr>
@@ -3086,7 +3329,6 @@
       <w:tr>
         <w:trPr>
           <w:trHeight w:val="335"/>
-          <w:jc w:val="center"/>
         </w:trPr>
         <w:tc>
           <w:tcPr>
@@ -3110,7 +3352,27 @@
                 <w:lang w:eastAsia="en-IN"/>
                 <w14:ligatures w14:val="none"/>
               </w:rPr>
-              <w:t xml:space="preserve">Uniqueness          | </w:t>
+              <w:t xml:space="preserve">Uniqueness     </w:t>
+            </w:r>
+            <w:r>
+              <w:rPr>
+                <w:rFonts w:ascii="Calibri" w:eastAsia="Times New Roman" w:hAnsi="Calibri" w:cs="Calibri"/>
+                <w:color w:val="242424"/>
+                <w:kern w:val="0"/>
+                <w:lang w:eastAsia="en-IN"/>
+                <w14:ligatures w14:val="none"/>
+              </w:rPr>
+              <w:t xml:space="preserve"> </w:t>
+            </w:r>
+            <w:r>
+              <w:rPr>
+                <w:rFonts w:ascii="Calibri" w:eastAsia="Times New Roman" w:hAnsi="Calibri" w:cs="Calibri"/>
+                <w:color w:val="242424"/>
+                <w:kern w:val="0"/>
+                <w:lang w:eastAsia="en-IN"/>
+                <w14:ligatures w14:val="none"/>
+              </w:rPr>
+              <w:t xml:space="preserve">    | </w:t>
             </w:r>
             <w:r>
               <w:rPr>
@@ -3178,7 +3440,6 @@
       <w:tr>
         <w:trPr>
           <w:trHeight w:val="335"/>
-          <w:jc w:val="center"/>
         </w:trPr>
         <w:tc>
           <w:tcPr>
@@ -3250,7 +3511,6 @@
       <w:tr>
         <w:trPr>
           <w:trHeight w:val="335"/>
-          <w:jc w:val="center"/>
         </w:trPr>
         <w:tc>
           <w:tcPr>
@@ -3334,7 +3594,6 @@
       <w:tr>
         <w:trPr>
           <w:trHeight w:val="335"/>
-          <w:jc w:val="center"/>
         </w:trPr>
         <w:tc>
           <w:tcPr>
